--- a/companies/calderwood-partners/Engagements/Garcia-Werner/Meeting Minutes 2021-05-14 - Garcia-Werner.docx
+++ b/companies/calderwood-partners/Engagements/Garcia-Werner/Meeting Minutes 2021-05-14 - Garcia-Werner.docx
@@ -7,12 +7,12 @@
         <w:pStyle w:val="Heading1"/>
       </w:pPr>
       <w:r>
-        <w:t>Working session minutes: back-office automation, Garcia-Werner</w:t>
+        <w:t>Working Session -- Back-Office Automation for Garcia-Werner</w:t>
       </w:r>
     </w:p>
     <w:p>
       <w:r>
-        <w:t>Session held to walk the current-state map to date, review the first list of automation candidates for Garcia-Werner, and agree what still needs gathering before the diagnosis closes.</w:t>
+        <w:t>The session settled the order of the work for the next month: we will take the three back-office processes that consume the most staff time first, the payables handling, the account reconciliations, and the monthly reporting pack, and leave the smaller routines for a later pass, because that is where the process map shows the effort and the strongest case for automation both sit. The discussion below, and the actions at the end, all follow from that choice.</w:t>
       </w:r>
     </w:p>
     <w:p>
@@ -28,7 +28,7 @@
         <w:pStyle w:val="ListBullet"/>
       </w:pPr>
       <w:r>
-        <w:t>Matthew Parrish, Research Associate, Calderwood Partners</w:t>
+        <w:t>Matthew Parrish, Research Associate</w:t>
       </w:r>
     </w:p>
     <w:p>
@@ -36,7 +36,7 @@
         <w:pStyle w:val="ListBullet"/>
       </w:pPr>
       <w:r>
-        <w:t>Pamela Miller, Research Associate, Calderwood Partners</w:t>
+        <w:t>Pamela Miller, Research Associate</w:t>
       </w:r>
     </w:p>
     <w:p>
@@ -52,37 +52,38 @@
         <w:pStyle w:val="Heading2"/>
       </w:pPr>
       <w:r>
-        <w:t>Discussion</w:t>
+        <w:t>Where the process map landed</w:t>
       </w:r>
     </w:p>
     <w:p>
       <w:r>
-        <w:t>Pamela Miller took the group through the current-state map as it stands. Most of the transactional processes are now documented end to end: payables, receivables, the monthly reconciliations, and expense handling. Two are still partial, procurement paperwork and payroll administration, both waiting on records the client will send. The volume and effort figures are attached to each mapped process, drawn from the client's own reports where those exist and marked as provisional where they rest on a manager's estimate.</w:t>
+        <w:t>Pamela Miller walked the group through the current-state map. Each of the three lead processes is now recorded end to end, from the point at which a document arrives to the point at which its entry is closed, with the manual steps marked and timed. Two steps that the client had treated as a single reconciliation turned out to be two separate checks, run by different people against different systems, which matters because we had been about to benchmark them as one. Pamela Miller also noted that a share of the payables volume never passes through the workflow system at all, so part of the map still rests on interviews rather than on system records.</w:t>
+      </w:r>
+    </w:p>
+    <w:p>
+      <w:pPr>
+        <w:pStyle w:val="Heading2"/>
+      </w:pPr>
+      <w:r>
+        <w:t>What the benchmarks point to</w:t>
       </w:r>
     </w:p>
     <w:p>
       <w:r>
-        <w:t>On method, the group confirmed what counts as automatable for this exercise. A step qualifies if it is repetitive, governed by rules that can be written down, and run on data already sitting in a system rather than on judgment applied case by case. Steps that fail any of those tests stay on the map but off the candidate list. Pamela Miller noted that a handful of steps sit on the line, where a rule exists but exceptions are frequent, and those are marked for a closer look rather than counted in or out yet.</w:t>
+        <w:t>On the three lead processes, the early read is that Garcia-Werner carries more manual handling than comparable finance functions of its size, and that most of that handling clusters in a handful of steps a rule could take over without judgment being lost. I took the group through the outside reference points I have assembled so far, and Mark Villegas confirmed that the close has been staffed to its present shape for years without anyone asking whether the steps still need a person. We agreed that the payables handling and the reconciliations are the clearer early candidates, and that the reporting pack would follow once its inputs are cleaner.</w:t>
+      </w:r>
+    </w:p>
+    <w:p>
+      <w:pPr>
+        <w:pStyle w:val="Heading2"/>
+      </w:pPr>
+      <w:r>
+        <w:t>What is still open</w:t>
       </w:r>
     </w:p>
     <w:p>
       <w:r>
-        <w:t>The candidate list was reviewed line by line. The strongest candidates cluster where the work is high in volume and rule-based: invoice coding and matching, the routine month-end reconciliations, and expense-report checking. Each was tagged with a rough sense of the effort to automate and the time it would return, on the understanding that both firm up once the baseline is complete. Mark Villegas confirmed the ranking matched where his team feels the load day to day, and named invoice matching as the one he would most want to see move first.</w:t>
-      </w:r>
-    </w:p>
-    <w:p>
-      <w:r>
-        <w:t>Two gaps were recorded. The expense-processing volumes for the final quarter of last year are still missing, which leaves that estimate resting on three quarters rather than four. And the procurement process has one handoff nobody in the room could describe fully, between purchasing and accounts payable; it needs a short session with the person who runs it. Neither gap blocks the mapping, but both were noted so they are closed before the candidate list is called final.</w:t>
-      </w:r>
-    </w:p>
-    <w:p>
-      <w:r>
-        <w:t>The group also touched on how the second phase will read once it arrives. Each recommendation will carry three things: what the automated version of the process does, what it would take to stand up, and the time or cost it removes, measured back against the baseline agreed here rather than asserted. Mark Villegas asked that each recommendation also state plainly what stays manual, so his team can see where a person is still in the loop and why. That was agreed and will be built into the format. No decision on the recommendations themselves was taken today; the purpose of the session was to settle the map and the candidate list, and the ranking will not be called final until the two open gaps are closed.</w:t>
-      </w:r>
-    </w:p>
-    <w:p>
-      <w:r>
-        <w:t>On timing and access, Pamela Miller confirmed the next data request will be short, aimed only at the procurement and payroll records still outstanding, and will go to the routing contact rather than to several people at once. Mark Villegas confirmed those records exist and can be pulled this week.</w:t>
+        <w:t>Two gaps remain before we can rank the candidates with any confidence. First, the payables volume that sits outside the workflow system has still to be pulled in from the invoice records, and until it is, the effort on that process is an estimate rather than a count. Second, the benchmarks cover only the first of the three lead processes in full, while the other two are in progress. Neither gap changes the direction of the work, but both bear on how firm a saving we can put against each process, and both are recorded here so the ranking is read as provisional and not as settled.</w:t>
       </w:r>
     </w:p>
     <w:p>
@@ -114,6 +115,19 @@
               <w:rPr>
                 <w:b/>
               </w:rPr>
+              <w:t>Owner</w:t>
+            </w:r>
+          </w:p>
+        </w:tc>
+        <w:tc>
+          <w:tcPr>
+            <w:tcW w:type="dxa" w:w="2880"/>
+          </w:tcPr>
+          <w:p>
+            <w:r>
+              <w:rPr>
+                <w:b/>
+              </w:rPr>
               <w:t>Action</w:t>
             </w:r>
           </w:p>
@@ -127,20 +141,7 @@
               <w:rPr>
                 <w:b/>
               </w:rPr>
-              <w:t>Owner</w:t>
-            </w:r>
-          </w:p>
-        </w:tc>
-        <w:tc>
-          <w:tcPr>
-            <w:tcW w:type="dxa" w:w="2880"/>
-          </w:tcPr>
-          <w:p>
-            <w:r>
-              <w:rPr>
-                <w:b/>
-              </w:rPr>
-              <w:t>Due</w:t>
+              <w:t>By when</w:t>
             </w:r>
           </w:p>
         </w:tc>
@@ -152,7 +153,7 @@
           </w:tcPr>
           <w:p>
             <w:r>
-              <w:t>Send the fourth-quarter expense-processing volumes</w:t>
+              <w:t>Pamela Miller</w:t>
             </w:r>
           </w:p>
         </w:tc>
@@ -162,7 +163,7 @@
           </w:tcPr>
           <w:p>
             <w:r>
-              <w:t>Mark Villegas</w:t>
+              <w:t>Split the reconciliation step into its two underlying checks and re-time the affected processes</w:t>
             </w:r>
           </w:p>
         </w:tc>
@@ -172,7 +173,7 @@
           </w:tcPr>
           <w:p>
             <w:r>
-              <w:t>This week</w:t>
+              <w:t>One week</w:t>
             </w:r>
           </w:p>
         </w:tc>
@@ -184,7 +185,7 @@
           </w:tcPr>
           <w:p>
             <w:r>
-              <w:t>Complete the procurement and payroll maps once the records arrive</w:t>
+              <w:t>Matthew Parrish</w:t>
             </w:r>
           </w:p>
         </w:tc>
@@ -194,7 +195,7 @@
           </w:tcPr>
           <w:p>
             <w:r>
-              <w:t>Matthew Parrish</w:t>
+              <w:t>Complete the benchmarks for the remaining two lead processes against the outside reference points</w:t>
             </w:r>
           </w:p>
         </w:tc>
@@ -216,10 +217,32 @@
           </w:tcPr>
           <w:p>
             <w:r>
-              <w:t>Firm up the effort and return estimates on the top candidates</w:t>
+              <w:t>Mark Villegas</w:t>
             </w:r>
           </w:p>
         </w:tc>
+        <w:tc>
+          <w:tcPr>
+            <w:tcW w:type="dxa" w:w="2880"/>
+          </w:tcPr>
+          <w:p>
+            <w:r>
+              <w:t>Confirm which staff own each lead process and arrange the process walkthroughs</w:t>
+            </w:r>
+          </w:p>
+        </w:tc>
+        <w:tc>
+          <w:tcPr>
+            <w:tcW w:type="dxa" w:w="2880"/>
+          </w:tcPr>
+          <w:p>
+            <w:r>
+              <w:t>One week</w:t>
+            </w:r>
+          </w:p>
+        </w:tc>
+      </w:tr>
+      <w:tr>
         <w:tc>
           <w:tcPr>
             <w:tcW w:type="dxa" w:w="2880"/>
@@ -236,19 +259,7 @@
           </w:tcPr>
           <w:p>
             <w:r>
-              <w:t>Next session</w:t>
-            </w:r>
-          </w:p>
-        </w:tc>
-      </w:tr>
-      <w:tr>
-        <w:tc>
-          <w:tcPr>
-            <w:tcW w:type="dxa" w:w="2880"/>
-          </w:tcPr>
-          <w:p>
-            <w:r>
-              <w:t>Arrange a short session on the purchasing-to-payables handoff</w:t>
+              <w:t>Pull the off-system payables volume from the invoice records so the effort is counted rather than estimated</w:t>
             </w:r>
           </w:p>
         </w:tc>
@@ -258,17 +269,7 @@
           </w:tcPr>
           <w:p>
             <w:r>
-              <w:t>Mark Villegas</w:t>
-            </w:r>
-          </w:p>
-        </w:tc>
-        <w:tc>
-          <w:tcPr>
-            <w:tcW w:type="dxa" w:w="2880"/>
-          </w:tcPr>
-          <w:p>
-            <w:r>
-              <w:t>One week</w:t>
+              <w:t>Two weeks</w:t>
             </w:r>
           </w:p>
         </w:tc>
@@ -276,7 +277,7 @@
     </w:tbl>
     <w:p>
       <w:r>
-        <w:t>Next session will review the completed map and the ranked candidate list. Recorded by Matthew Parrish.</w:t>
+        <w:t>The first step is the re-timed process map from Pamela Miller; the benchmarking and the ranking both wait on it, so that is the item to clear first.</w:t>
       </w:r>
     </w:p>
     <w:sectPr>
